--- a/media/R2601/form_template/dg/被测软件接口.docx
+++ b/media/R2601/form_template/dg/被测软件接口.docx
@@ -24,42 +24,21 @@
           <w:rFonts w:hint="eastAsia"/>
           <w:color w:val="FF0000"/>
         </w:rPr>
-        <w:t>文档片段后端未完成工作：</w:t>
+        <w:t>新增：</w:t>
       </w:r>
       <w:r>
         <w:rPr>
           <w:rFonts w:hint="eastAsia"/>
           <w:color w:val="FF0000"/>
         </w:rPr>
-        <w:t>1.</w:t>
+        <w:t>7</w:t>
       </w:r>
       <w:r>
         <w:rPr>
           <w:rFonts w:hint="eastAsia"/>
           <w:color w:val="FF0000"/>
         </w:rPr>
-        <w:t>新增了</w:t>
-      </w:r>
-      <w:r>
-        <w:rPr>
-          <w:rFonts w:hint="eastAsia"/>
-          <w:color w:val="FF0000"/>
-        </w:rPr>
-        <w:t>item.desc 2.</w:t>
-      </w:r>
-      <w:r>
-        <w:rPr>
-          <w:rFonts w:hint="eastAsia"/>
-          <w:color w:val="FF0000"/>
-        </w:rPr>
-        <w:t>去掉了</w:t>
-      </w:r>
-      <w:r>
-        <w:rPr>
-          <w:rFonts w:hint="eastAsia"/>
-          <w:color w:val="FF0000"/>
-        </w:rPr>
-        <w:t>item.protocal</w:t>
+        <w:t>个内容</w:t>
       </w:r>
     </w:p>
     <w:p>
@@ -445,6 +424,7 @@
           <w:p>
             <w:pPr>
               <w:adjustRightInd w:val="0"/>
+              <w:jc w:val="center"/>
               <w:textAlignment w:val="center"/>
               <w:rPr>
                 <w:rFonts w:eastAsia="黑体"/>
@@ -606,12 +586,13 @@
           </w:tcPr>
           <w:p>
             <w:pPr>
+              <w:pStyle w:val="af7"/>
               <w:numPr>
                 <w:ilvl w:val="0"/>
-                <w:numId w:val="64"/>
+                <w:numId w:val="65"/>
               </w:numPr>
               <w:adjustRightInd w:val="0"/>
-              <w:ind w:right="57"/>
+              <w:ind w:right="57" w:firstLineChars="0"/>
               <w:jc w:val="center"/>
               <w:rPr>
                 <w:szCs w:val="21"/>
@@ -674,12 +655,69 @@
           </w:tcPr>
           <w:p>
             <w:pPr>
+              <w:pStyle w:val="af7"/>
               <w:numPr>
                 <w:ilvl w:val="0"/>
-                <w:numId w:val="64"/>
+                <w:numId w:val="65"/>
               </w:numPr>
               <w:adjustRightInd w:val="0"/>
-              <w:ind w:right="57"/>
+              <w:ind w:right="57" w:firstLineChars="0"/>
+              <w:jc w:val="center"/>
+              <w:rPr>
+                <w:szCs w:val="21"/>
+              </w:rPr>
+            </w:pPr>
+          </w:p>
+        </w:tc>
+        <w:tc>
+          <w:tcPr>
+            <w:tcW w:w="8590" w:type="dxa"/>
+            <w:gridSpan w:val="6"/>
+          </w:tcPr>
+          <w:p>
+            <w:pPr>
+              <w:adjustRightInd w:val="0"/>
+              <w:rPr>
+                <w:szCs w:val="21"/>
+              </w:rPr>
+            </w:pPr>
+            <w:r>
+              <w:rPr>
+                <w:rFonts w:hint="eastAsia"/>
+                <w:szCs w:val="21"/>
+              </w:rPr>
+              <w:t>{{%tr for jkitem in item.</w:t>
+            </w:r>
+            <w:r>
+              <w:rPr>
+                <w:szCs w:val="21"/>
+              </w:rPr>
+              <w:t>jk_info_list</w:t>
+            </w:r>
+            <w:r>
+              <w:rPr>
+                <w:rFonts w:hint="eastAsia"/>
+                <w:szCs w:val="21"/>
+              </w:rPr>
+              <w:t>%}}</w:t>
+            </w:r>
+          </w:p>
+        </w:tc>
+      </w:tr>
+      <w:tr>
+        <w:tc>
+          <w:tcPr>
+            <w:tcW w:w="428" w:type="dxa"/>
+          </w:tcPr>
+          <w:p>
+            <w:pPr>
+              <w:pStyle w:val="af7"/>
+              <w:numPr>
+                <w:ilvl w:val="0"/>
+                <w:numId w:val="65"/>
+              </w:numPr>
+              <w:adjustRightInd w:val="0"/>
+              <w:ind w:right="57" w:firstLineChars="0"/>
               <w:jc w:val="center"/>
               <w:rPr>
                 <w:szCs w:val="21"/>
@@ -695,6 +733,7 @@
             <w:pPr>
               <w:adjustRightInd w:val="0"/>
               <w:rPr>
+                <w:rFonts w:hint="eastAsia"/>
                 <w:szCs w:val="21"/>
               </w:rPr>
             </w:pPr>
@@ -718,6 +757,12 @@
               </w:rPr>
               <w:t>}}</w:t>
             </w:r>
+            <w:r>
+              <w:rPr>
+                <w:szCs w:val="21"/>
+              </w:rPr>
+              <w:t>{% vm %}</w:t>
+            </w:r>
           </w:p>
         </w:tc>
         <w:tc>
@@ -728,6 +773,7 @@
             <w:pPr>
               <w:adjustRightInd w:val="0"/>
               <w:rPr>
+                <w:rFonts w:hint="eastAsia"/>
                 <w:szCs w:val="21"/>
               </w:rPr>
             </w:pPr>
@@ -737,6 +783,12 @@
                 <w:szCs w:val="21"/>
               </w:rPr>
               <w:t>{{item.ident}}</w:t>
+            </w:r>
+            <w:r>
+              <w:rPr>
+                <w:szCs w:val="21"/>
+              </w:rPr>
+              <w:t>{% vm %}</w:t>
             </w:r>
           </w:p>
         </w:tc>
@@ -756,14 +808,13 @@
                 <w:rFonts w:hint="eastAsia"/>
                 <w:szCs w:val="21"/>
               </w:rPr>
-              <w:t>{{item.</w:t>
+              <w:t>{{jkitem.</w:t>
             </w:r>
             <w:r>
               <w:rPr>
-                <w:rFonts w:hint="eastAsia"/>
                 <w:szCs w:val="21"/>
               </w:rPr>
-              <w:t>protocal</w:t>
+              <w:t>description</w:t>
             </w:r>
             <w:r>
               <w:rPr>
@@ -790,7 +841,20 @@
                 <w:rFonts w:hint="eastAsia"/>
                 <w:szCs w:val="21"/>
               </w:rPr>
-              <w:t>{{item.source}}</w:t>
+              <w:t>{{jkitem.</w:t>
+            </w:r>
+            <w:r>
+              <w:rPr>
+                <w:szCs w:val="21"/>
+              </w:rPr>
+              <w:t>source</w:t>
+            </w:r>
+            <w:r>
+              <w:rPr>
+                <w:rFonts w:hint="eastAsia"/>
+                <w:szCs w:val="21"/>
+              </w:rPr>
+              <w:t>}}</w:t>
             </w:r>
           </w:p>
         </w:tc>
@@ -810,13 +874,76 @@
                 <w:rFonts w:hint="eastAsia"/>
                 <w:szCs w:val="21"/>
               </w:rPr>
-              <w:t>{{item.to}}</w:t>
+              <w:t>{{jkitem.</w:t>
+            </w:r>
+            <w:r>
+              <w:rPr>
+                <w:szCs w:val="21"/>
+              </w:rPr>
+              <w:t>destination</w:t>
+            </w:r>
+            <w:r>
+              <w:rPr>
+                <w:rFonts w:hint="eastAsia"/>
+                <w:szCs w:val="21"/>
+              </w:rPr>
+              <w:t>}}</w:t>
             </w:r>
           </w:p>
         </w:tc>
         <w:tc>
           <w:tcPr>
             <w:tcW w:w="1093" w:type="dxa"/>
+          </w:tcPr>
+          <w:p>
+            <w:pPr>
+              <w:adjustRightInd w:val="0"/>
+              <w:rPr>
+                <w:rFonts w:hint="eastAsia"/>
+                <w:szCs w:val="21"/>
+              </w:rPr>
+            </w:pPr>
+            <w:r>
+              <w:rPr>
+                <w:rFonts w:hint="eastAsia"/>
+                <w:szCs w:val="21"/>
+              </w:rPr>
+              <w:t>{{item.type}}</w:t>
+            </w:r>
+            <w:r>
+              <w:rPr>
+                <w:szCs w:val="21"/>
+              </w:rPr>
+              <w:t>{% vm %}</w:t>
+            </w:r>
+          </w:p>
+        </w:tc>
+      </w:tr>
+      <w:tr>
+        <w:tc>
+          <w:tcPr>
+            <w:tcW w:w="428" w:type="dxa"/>
+          </w:tcPr>
+          <w:p>
+            <w:pPr>
+              <w:pStyle w:val="af7"/>
+              <w:numPr>
+                <w:ilvl w:val="0"/>
+                <w:numId w:val="65"/>
+              </w:numPr>
+              <w:adjustRightInd w:val="0"/>
+              <w:ind w:right="57" w:firstLineChars="0"/>
+              <w:jc w:val="center"/>
+              <w:rPr>
+                <w:szCs w:val="21"/>
+              </w:rPr>
+            </w:pPr>
+          </w:p>
+        </w:tc>
+        <w:tc>
+          <w:tcPr>
+            <w:tcW w:w="8590" w:type="dxa"/>
+            <w:gridSpan w:val="6"/>
           </w:tcPr>
           <w:p>
             <w:pPr>
@@ -830,7 +957,33 @@
                 <w:rFonts w:hint="eastAsia"/>
                 <w:szCs w:val="21"/>
               </w:rPr>
-              <w:t>{{item.type}}</w:t>
+              <w:t>{{</w:t>
+            </w:r>
+            <w:r>
+              <w:rPr>
+                <w:szCs w:val="21"/>
+              </w:rPr>
+              <w:t>%</w:t>
+            </w:r>
+            <w:r>
+              <w:rPr>
+                <w:rFonts w:hint="eastAsia"/>
+                <w:szCs w:val="21"/>
+              </w:rPr>
+              <w:t>tr</w:t>
+            </w:r>
+            <w:r>
+              <w:rPr>
+                <w:szCs w:val="21"/>
+              </w:rPr>
+              <w:t xml:space="preserve"> endfor %</w:t>
+            </w:r>
+            <w:r>
+              <w:rPr>
+                <w:rFonts w:hint="eastAsia"/>
+                <w:szCs w:val="21"/>
+              </w:rPr>
+              <w:t>}}</w:t>
             </w:r>
           </w:p>
         </w:tc>
@@ -842,12 +995,13 @@
           </w:tcPr>
           <w:p>
             <w:pPr>
+              <w:pStyle w:val="af7"/>
               <w:numPr>
                 <w:ilvl w:val="0"/>
-                <w:numId w:val="64"/>
+                <w:numId w:val="65"/>
               </w:numPr>
               <w:adjustRightInd w:val="0"/>
-              <w:ind w:right="57"/>
+              <w:ind w:right="57" w:firstLineChars="0"/>
               <w:jc w:val="center"/>
               <w:rPr>
                 <w:szCs w:val="21"/>
@@ -4454,6 +4608,100 @@
     </w:lvl>
   </w:abstractNum>
   <w:abstractNum w:abstractNumId="35" w15:restartNumberingAfterBreak="0">
+    <w:nsid w:val="4E8F786F"/>
+    <w:multiLevelType w:val="hybridMultilevel"/>
+    <w:tmpl w:val="7F08F044"/>
+    <w:lvl w:ilvl="0" w:tplc="0BB0AA7E">
+      <w:start w:val="1"/>
+      <w:numFmt w:val="decimal"/>
+      <w:suff w:val="nothing"/>
+      <w:lvlText w:val="%1"/>
+      <w:lvlJc w:val="left"/>
+      <w:pPr>
+        <w:ind w:left="0" w:firstLine="0"/>
+      </w:pPr>
+      <w:rPr>
+        <w:rFonts w:ascii="Times New Roman" w:hAnsi="Times New Roman" w:hint="default"/>
+        <w:caps w:val="0"/>
+        <w:strike w:val="0"/>
+        <w:dstrike w:val="0"/>
+        <w:vertAlign w:val="baseline"/>
+      </w:rPr>
+    </w:lvl>
+    <w:lvl w:ilvl="1" w:tplc="04090019" w:tentative="1">
+      <w:start w:val="1"/>
+      <w:numFmt w:val="lowerLetter"/>
+      <w:lvlText w:val="%2)"/>
+      <w:lvlJc w:val="left"/>
+      <w:pPr>
+        <w:ind w:left="880" w:hanging="440"/>
+      </w:pPr>
+    </w:lvl>
+    <w:lvl w:ilvl="2" w:tplc="0409001B" w:tentative="1">
+      <w:start w:val="1"/>
+      <w:numFmt w:val="lowerRoman"/>
+      <w:lvlText w:val="%3."/>
+      <w:lvlJc w:val="right"/>
+      <w:pPr>
+        <w:ind w:left="1320" w:hanging="440"/>
+      </w:pPr>
+    </w:lvl>
+    <w:lvl w:ilvl="3" w:tplc="0409000F" w:tentative="1">
+      <w:start w:val="1"/>
+      <w:numFmt w:val="decimal"/>
+      <w:lvlText w:val="%4."/>
+      <w:lvlJc w:val="left"/>
+      <w:pPr>
+        <w:ind w:left="1760" w:hanging="440"/>
+      </w:pPr>
+    </w:lvl>
+    <w:lvl w:ilvl="4" w:tplc="04090019" w:tentative="1">
+      <w:start w:val="1"/>
+      <w:numFmt w:val="lowerLetter"/>
+      <w:lvlText w:val="%5)"/>
+      <w:lvlJc w:val="left"/>
+      <w:pPr>
+        <w:ind w:left="2200" w:hanging="440"/>
+      </w:pPr>
+    </w:lvl>
+    <w:lvl w:ilvl="5" w:tplc="0409001B" w:tentative="1">
+      <w:start w:val="1"/>
+      <w:numFmt w:val="lowerRoman"/>
+      <w:lvlText w:val="%6."/>
+      <w:lvlJc w:val="right"/>
+      <w:pPr>
+        <w:ind w:left="2640" w:hanging="440"/>
+      </w:pPr>
+    </w:lvl>
+    <w:lvl w:ilvl="6" w:tplc="0409000F" w:tentative="1">
+      <w:start w:val="1"/>
+      <w:numFmt w:val="decimal"/>
+      <w:lvlText w:val="%7."/>
+      <w:lvlJc w:val="left"/>
+      <w:pPr>
+        <w:ind w:left="3080" w:hanging="440"/>
+      </w:pPr>
+    </w:lvl>
+    <w:lvl w:ilvl="7" w:tplc="04090019" w:tentative="1">
+      <w:start w:val="1"/>
+      <w:numFmt w:val="lowerLetter"/>
+      <w:lvlText w:val="%8)"/>
+      <w:lvlJc w:val="left"/>
+      <w:pPr>
+        <w:ind w:left="3520" w:hanging="440"/>
+      </w:pPr>
+    </w:lvl>
+    <w:lvl w:ilvl="8" w:tplc="0409001B" w:tentative="1">
+      <w:start w:val="1"/>
+      <w:numFmt w:val="lowerRoman"/>
+      <w:lvlText w:val="%9."/>
+      <w:lvlJc w:val="right"/>
+      <w:pPr>
+        <w:ind w:left="3960" w:hanging="440"/>
+      </w:pPr>
+    </w:lvl>
+  </w:abstractNum>
+  <w:abstractNum w:abstractNumId="36" w15:restartNumberingAfterBreak="0">
     <w:nsid w:val="4EC47E4F"/>
     <w:multiLevelType w:val="hybridMultilevel"/>
     <w:tmpl w:val="C4707CFE"/>
@@ -4542,7 +4790,7 @@
       </w:pPr>
     </w:lvl>
   </w:abstractNum>
-  <w:abstractNum w:abstractNumId="36" w15:restartNumberingAfterBreak="0">
+  <w:abstractNum w:abstractNumId="37" w15:restartNumberingAfterBreak="0">
     <w:nsid w:val="50202D83"/>
     <w:multiLevelType w:val="hybridMultilevel"/>
     <w:tmpl w:val="F014B964"/>
@@ -4633,7 +4881,7 @@
       </w:pPr>
     </w:lvl>
   </w:abstractNum>
-  <w:abstractNum w:abstractNumId="37" w15:restartNumberingAfterBreak="0">
+  <w:abstractNum w:abstractNumId="38" w15:restartNumberingAfterBreak="0">
     <w:nsid w:val="51183F3D"/>
     <w:multiLevelType w:val="hybridMultilevel"/>
     <w:tmpl w:val="67D619C4"/>
@@ -4747,7 +4995,7 @@
       </w:pPr>
     </w:lvl>
   </w:abstractNum>
-  <w:abstractNum w:abstractNumId="38" w15:restartNumberingAfterBreak="0">
+  <w:abstractNum w:abstractNumId="39" w15:restartNumberingAfterBreak="0">
     <w:nsid w:val="5216629E"/>
     <w:multiLevelType w:val="multilevel"/>
     <w:tmpl w:val="BF0472E8"/>
@@ -4941,7 +5189,7 @@
       </w:rPr>
     </w:lvl>
   </w:abstractNum>
-  <w:abstractNum w:abstractNumId="39" w15:restartNumberingAfterBreak="0">
+  <w:abstractNum w:abstractNumId="40" w15:restartNumberingAfterBreak="0">
     <w:nsid w:val="526A7720"/>
     <w:multiLevelType w:val="hybridMultilevel"/>
     <w:tmpl w:val="F014B964"/>
@@ -5032,10 +5280,10 @@
       </w:pPr>
     </w:lvl>
   </w:abstractNum>
-  <w:abstractNum w:abstractNumId="40" w15:restartNumberingAfterBreak="0">
+  <w:abstractNum w:abstractNumId="41" w15:restartNumberingAfterBreak="0">
     <w:nsid w:val="532C7C02"/>
     <w:multiLevelType w:val="hybridMultilevel"/>
-    <w:tmpl w:val="25661816"/>
+    <w:tmpl w:val="803883F4"/>
     <w:lvl w:ilvl="0" w:tplc="FFFFFFFF">
       <w:start w:val="1"/>
       <w:numFmt w:val="decimal"/>
@@ -5122,7 +5370,7 @@
       </w:pPr>
     </w:lvl>
   </w:abstractNum>
-  <w:abstractNum w:abstractNumId="41" w15:restartNumberingAfterBreak="0">
+  <w:abstractNum w:abstractNumId="42" w15:restartNumberingAfterBreak="0">
     <w:nsid w:val="53577F50"/>
     <w:multiLevelType w:val="hybridMultilevel"/>
     <w:tmpl w:val="54E43040"/>
@@ -5214,7 +5462,7 @@
       </w:pPr>
     </w:lvl>
   </w:abstractNum>
-  <w:abstractNum w:abstractNumId="42" w15:restartNumberingAfterBreak="0">
+  <w:abstractNum w:abstractNumId="43" w15:restartNumberingAfterBreak="0">
     <w:nsid w:val="54FF01DD"/>
     <w:multiLevelType w:val="hybridMultilevel"/>
     <w:tmpl w:val="F014B964"/>
@@ -5305,7 +5553,7 @@
       </w:pPr>
     </w:lvl>
   </w:abstractNum>
-  <w:abstractNum w:abstractNumId="43" w15:restartNumberingAfterBreak="0">
+  <w:abstractNum w:abstractNumId="44" w15:restartNumberingAfterBreak="0">
     <w:nsid w:val="57C26F92"/>
     <w:multiLevelType w:val="hybridMultilevel"/>
     <w:tmpl w:val="50566280"/>
@@ -5419,7 +5667,7 @@
       </w:pPr>
     </w:lvl>
   </w:abstractNum>
-  <w:abstractNum w:abstractNumId="44" w15:restartNumberingAfterBreak="0">
+  <w:abstractNum w:abstractNumId="45" w15:restartNumberingAfterBreak="0">
     <w:nsid w:val="58D819CD"/>
     <w:multiLevelType w:val="hybridMultilevel"/>
     <w:tmpl w:val="9606CE24"/>
@@ -5511,7 +5759,7 @@
       </w:pPr>
     </w:lvl>
   </w:abstractNum>
-  <w:abstractNum w:abstractNumId="45" w15:restartNumberingAfterBreak="0">
+  <w:abstractNum w:abstractNumId="46" w15:restartNumberingAfterBreak="0">
     <w:nsid w:val="5A4F5B32"/>
     <w:multiLevelType w:val="hybridMultilevel"/>
     <w:tmpl w:val="74A448B0"/>
@@ -5602,7 +5850,7 @@
       </w:pPr>
     </w:lvl>
   </w:abstractNum>
-  <w:abstractNum w:abstractNumId="46" w15:restartNumberingAfterBreak="0">
+  <w:abstractNum w:abstractNumId="47" w15:restartNumberingAfterBreak="0">
     <w:nsid w:val="5CD65789"/>
     <w:multiLevelType w:val="hybridMultilevel"/>
     <w:tmpl w:val="74A448B0"/>
@@ -5693,7 +5941,7 @@
       </w:pPr>
     </w:lvl>
   </w:abstractNum>
-  <w:abstractNum w:abstractNumId="47" w15:restartNumberingAfterBreak="0">
+  <w:abstractNum w:abstractNumId="48" w15:restartNumberingAfterBreak="0">
     <w:nsid w:val="5D793597"/>
     <w:multiLevelType w:val="hybridMultilevel"/>
     <w:tmpl w:val="F014B964"/>
@@ -5784,7 +6032,7 @@
       </w:pPr>
     </w:lvl>
   </w:abstractNum>
-  <w:abstractNum w:abstractNumId="48" w15:restartNumberingAfterBreak="0">
+  <w:abstractNum w:abstractNumId="49" w15:restartNumberingAfterBreak="0">
     <w:nsid w:val="5E4257DC"/>
     <w:multiLevelType w:val="hybridMultilevel"/>
     <w:tmpl w:val="3AB0C956"/>
@@ -5873,7 +6121,7 @@
       </w:pPr>
     </w:lvl>
   </w:abstractNum>
-  <w:abstractNum w:abstractNumId="49" w15:restartNumberingAfterBreak="0">
+  <w:abstractNum w:abstractNumId="50" w15:restartNumberingAfterBreak="0">
     <w:nsid w:val="612050DB"/>
     <w:multiLevelType w:val="hybridMultilevel"/>
     <w:tmpl w:val="96608882"/>
@@ -5966,7 +6214,7 @@
       </w:pPr>
     </w:lvl>
   </w:abstractNum>
-  <w:abstractNum w:abstractNumId="50" w15:restartNumberingAfterBreak="0">
+  <w:abstractNum w:abstractNumId="51" w15:restartNumberingAfterBreak="0">
     <w:nsid w:val="629A7C1F"/>
     <w:multiLevelType w:val="hybridMultilevel"/>
     <w:tmpl w:val="AC0028FA"/>
@@ -6056,7 +6304,7 @@
       </w:pPr>
     </w:lvl>
   </w:abstractNum>
-  <w:abstractNum w:abstractNumId="51" w15:restartNumberingAfterBreak="0">
+  <w:abstractNum w:abstractNumId="52" w15:restartNumberingAfterBreak="0">
     <w:nsid w:val="63102634"/>
     <w:multiLevelType w:val="hybridMultilevel"/>
     <w:tmpl w:val="8FB0C16A"/>
@@ -6145,7 +6393,7 @@
       </w:pPr>
     </w:lvl>
   </w:abstractNum>
-  <w:abstractNum w:abstractNumId="52" w15:restartNumberingAfterBreak="0">
+  <w:abstractNum w:abstractNumId="53" w15:restartNumberingAfterBreak="0">
     <w:nsid w:val="65455DA2"/>
     <w:multiLevelType w:val="hybridMultilevel"/>
     <w:tmpl w:val="67D619C4"/>
@@ -6259,7 +6507,7 @@
       </w:pPr>
     </w:lvl>
   </w:abstractNum>
-  <w:abstractNum w:abstractNumId="53" w15:restartNumberingAfterBreak="0">
+  <w:abstractNum w:abstractNumId="54" w15:restartNumberingAfterBreak="0">
     <w:nsid w:val="6F502E09"/>
     <w:multiLevelType w:val="multilevel"/>
     <w:tmpl w:val="864ECF34"/>
@@ -6419,7 +6667,7 @@
       </w:rPr>
     </w:lvl>
   </w:abstractNum>
-  <w:abstractNum w:abstractNumId="54" w15:restartNumberingAfterBreak="0">
+  <w:abstractNum w:abstractNumId="55" w15:restartNumberingAfterBreak="0">
     <w:nsid w:val="702A4356"/>
     <w:multiLevelType w:val="multilevel"/>
     <w:tmpl w:val="467EAD70"/>
@@ -6567,7 +6815,7 @@
       </w:rPr>
     </w:lvl>
   </w:abstractNum>
-  <w:abstractNum w:abstractNumId="55" w15:restartNumberingAfterBreak="0">
+  <w:abstractNum w:abstractNumId="56" w15:restartNumberingAfterBreak="0">
     <w:nsid w:val="70F402AC"/>
     <w:multiLevelType w:val="hybridMultilevel"/>
     <w:tmpl w:val="74A448B0"/>
@@ -6658,7 +6906,7 @@
       </w:pPr>
     </w:lvl>
   </w:abstractNum>
-  <w:abstractNum w:abstractNumId="56" w15:restartNumberingAfterBreak="0">
+  <w:abstractNum w:abstractNumId="57" w15:restartNumberingAfterBreak="0">
     <w:nsid w:val="71F928E9"/>
     <w:multiLevelType w:val="hybridMultilevel"/>
     <w:tmpl w:val="7DC8FEB0"/>
@@ -6747,7 +6995,7 @@
       </w:pPr>
     </w:lvl>
   </w:abstractNum>
-  <w:abstractNum w:abstractNumId="57" w15:restartNumberingAfterBreak="0">
+  <w:abstractNum w:abstractNumId="58" w15:restartNumberingAfterBreak="0">
     <w:nsid w:val="76933334"/>
     <w:multiLevelType w:val="hybridMultilevel"/>
     <w:tmpl w:val="D74C1E48"/>
@@ -6864,7 +7112,7 @@
       </w:pPr>
     </w:lvl>
   </w:abstractNum>
-  <w:abstractNum w:abstractNumId="58" w15:restartNumberingAfterBreak="0">
+  <w:abstractNum w:abstractNumId="59" w15:restartNumberingAfterBreak="0">
     <w:nsid w:val="77E26820"/>
     <w:multiLevelType w:val="hybridMultilevel"/>
     <w:tmpl w:val="39CA44B8"/>
@@ -6954,7 +7202,7 @@
       </w:pPr>
     </w:lvl>
   </w:abstractNum>
-  <w:abstractNum w:abstractNumId="59" w15:restartNumberingAfterBreak="0">
+  <w:abstractNum w:abstractNumId="60" w15:restartNumberingAfterBreak="0">
     <w:nsid w:val="79E47357"/>
     <w:multiLevelType w:val="hybridMultilevel"/>
     <w:tmpl w:val="67D619C4"/>
@@ -7068,7 +7316,7 @@
       </w:pPr>
     </w:lvl>
   </w:abstractNum>
-  <w:abstractNum w:abstractNumId="60" w15:restartNumberingAfterBreak="0">
+  <w:abstractNum w:abstractNumId="61" w15:restartNumberingAfterBreak="0">
     <w:nsid w:val="7C713F75"/>
     <w:multiLevelType w:val="hybridMultilevel"/>
     <w:tmpl w:val="65D4D2DA"/>
@@ -7154,7 +7402,7 @@
       </w:pPr>
     </w:lvl>
   </w:abstractNum>
-  <w:abstractNum w:abstractNumId="61" w15:restartNumberingAfterBreak="0">
+  <w:abstractNum w:abstractNumId="62" w15:restartNumberingAfterBreak="0">
     <w:nsid w:val="7E960912"/>
     <w:multiLevelType w:val="hybridMultilevel"/>
     <w:tmpl w:val="96608882"/>
@@ -7247,7 +7495,7 @@
       </w:pPr>
     </w:lvl>
   </w:abstractNum>
-  <w:abstractNum w:abstractNumId="62" w15:restartNumberingAfterBreak="0">
+  <w:abstractNum w:abstractNumId="63" w15:restartNumberingAfterBreak="0">
     <w:nsid w:val="7F6814D8"/>
     <w:multiLevelType w:val="hybridMultilevel"/>
     <w:tmpl w:val="BF8CFA22"/>
@@ -7342,10 +7590,10 @@
     <w:abstractNumId w:val="8"/>
   </w:num>
   <w:num w:numId="3" w16cid:durableId="451826103">
-    <w:abstractNumId w:val="37"/>
+    <w:abstractNumId w:val="38"/>
   </w:num>
   <w:num w:numId="4" w16cid:durableId="1704205777">
-    <w:abstractNumId w:val="52"/>
+    <w:abstractNumId w:val="53"/>
   </w:num>
   <w:num w:numId="5" w16cid:durableId="1507355536">
     <w:abstractNumId w:val="9"/>
@@ -7354,10 +7602,10 @@
     <w:abstractNumId w:val="1"/>
   </w:num>
   <w:num w:numId="7" w16cid:durableId="1078744044">
-    <w:abstractNumId w:val="59"/>
+    <w:abstractNumId w:val="60"/>
   </w:num>
   <w:num w:numId="8" w16cid:durableId="1505625515">
-    <w:abstractNumId w:val="47"/>
+    <w:abstractNumId w:val="48"/>
   </w:num>
   <w:num w:numId="9" w16cid:durableId="764032949">
     <w:abstractNumId w:val="11"/>
@@ -7369,16 +7617,16 @@
     <w:abstractNumId w:val="3"/>
   </w:num>
   <w:num w:numId="12" w16cid:durableId="1903179042">
-    <w:abstractNumId w:val="42"/>
+    <w:abstractNumId w:val="43"/>
   </w:num>
   <w:num w:numId="13" w16cid:durableId="1902060713">
-    <w:abstractNumId w:val="43"/>
+    <w:abstractNumId w:val="44"/>
   </w:num>
   <w:num w:numId="14" w16cid:durableId="474300914">
     <w:abstractNumId w:val="21"/>
   </w:num>
   <w:num w:numId="15" w16cid:durableId="1695616193">
-    <w:abstractNumId w:val="44"/>
+    <w:abstractNumId w:val="45"/>
   </w:num>
   <w:num w:numId="16" w16cid:durableId="944650231">
     <w:abstractNumId w:val="16"/>
@@ -7387,22 +7635,22 @@
     <w:abstractNumId w:val="25"/>
   </w:num>
   <w:num w:numId="18" w16cid:durableId="367485904">
-    <w:abstractNumId w:val="41"/>
+    <w:abstractNumId w:val="42"/>
   </w:num>
   <w:num w:numId="19" w16cid:durableId="343047507">
     <w:abstractNumId w:val="32"/>
   </w:num>
   <w:num w:numId="20" w16cid:durableId="215048239">
-    <w:abstractNumId w:val="60"/>
+    <w:abstractNumId w:val="61"/>
   </w:num>
   <w:num w:numId="21" w16cid:durableId="2125079388">
-    <w:abstractNumId w:val="58"/>
+    <w:abstractNumId w:val="59"/>
   </w:num>
   <w:num w:numId="22" w16cid:durableId="1607078712">
     <w:abstractNumId w:val="19"/>
   </w:num>
   <w:num w:numId="23" w16cid:durableId="162555483">
-    <w:abstractNumId w:val="50"/>
+    <w:abstractNumId w:val="51"/>
   </w:num>
   <w:num w:numId="24" w16cid:durableId="1849519498">
     <w:abstractNumId w:val="13"/>
@@ -7411,13 +7659,13 @@
     <w:abstractNumId w:val="14"/>
   </w:num>
   <w:num w:numId="26" w16cid:durableId="1649704924">
-    <w:abstractNumId w:val="39"/>
+    <w:abstractNumId w:val="40"/>
   </w:num>
   <w:num w:numId="27" w16cid:durableId="879131718">
-    <w:abstractNumId w:val="36"/>
+    <w:abstractNumId w:val="37"/>
   </w:num>
   <w:num w:numId="28" w16cid:durableId="120197060">
-    <w:abstractNumId w:val="51"/>
+    <w:abstractNumId w:val="52"/>
   </w:num>
   <w:num w:numId="29" w16cid:durableId="1799254055">
     <w:abstractNumId w:val="15"/>
@@ -7438,19 +7686,19 @@
     <w:abstractNumId w:val="6"/>
   </w:num>
   <w:num w:numId="35" w16cid:durableId="761494657">
-    <w:abstractNumId w:val="57"/>
+    <w:abstractNumId w:val="58"/>
   </w:num>
   <w:num w:numId="36" w16cid:durableId="870144778">
     <w:abstractNumId w:val="0"/>
   </w:num>
   <w:num w:numId="37" w16cid:durableId="1857502859">
-    <w:abstractNumId w:val="54"/>
+    <w:abstractNumId w:val="55"/>
   </w:num>
   <w:num w:numId="38" w16cid:durableId="145051346">
     <w:abstractNumId w:val="10"/>
   </w:num>
   <w:num w:numId="39" w16cid:durableId="951323105">
-    <w:abstractNumId w:val="53"/>
+    <w:abstractNumId w:val="54"/>
   </w:num>
   <w:num w:numId="40" w16cid:durableId="1853032116">
     <w:abstractNumId w:val="23"/>
@@ -7468,7 +7716,7 @@
     <w:abstractNumId w:val="2"/>
   </w:num>
   <w:num w:numId="45" w16cid:durableId="308899941">
-    <w:abstractNumId w:val="62"/>
+    <w:abstractNumId w:val="63"/>
   </w:num>
   <w:num w:numId="46" w16cid:durableId="1269042811">
     <w:abstractNumId w:val="22"/>
@@ -7477,16 +7725,16 @@
     <w:abstractNumId w:val="30"/>
   </w:num>
   <w:num w:numId="48" w16cid:durableId="1206256430">
-    <w:abstractNumId w:val="38"/>
+    <w:abstractNumId w:val="39"/>
   </w:num>
   <w:num w:numId="49" w16cid:durableId="1580208006">
-    <w:abstractNumId w:val="35"/>
+    <w:abstractNumId w:val="36"/>
   </w:num>
   <w:num w:numId="50" w16cid:durableId="110976794">
-    <w:abstractNumId w:val="49"/>
+    <w:abstractNumId w:val="50"/>
   </w:num>
   <w:num w:numId="51" w16cid:durableId="976494233">
-    <w:abstractNumId w:val="48"/>
+    <w:abstractNumId w:val="49"/>
   </w:num>
   <w:num w:numId="52" w16cid:durableId="1997537430">
     <w:abstractNumId w:val="34"/>
@@ -7495,13 +7743,13 @@
     <w:abstractNumId w:val="5"/>
   </w:num>
   <w:num w:numId="54" w16cid:durableId="1778521043">
-    <w:abstractNumId w:val="56"/>
+    <w:abstractNumId w:val="57"/>
   </w:num>
   <w:num w:numId="55" w16cid:durableId="213011795">
     <w:abstractNumId w:val="31"/>
   </w:num>
   <w:num w:numId="56" w16cid:durableId="95251536">
-    <w:abstractNumId w:val="45"/>
+    <w:abstractNumId w:val="46"/>
   </w:num>
   <w:num w:numId="57" w16cid:durableId="256713630">
     <w:abstractNumId w:val="27"/>
@@ -7510,22 +7758,25 @@
     <w:abstractNumId w:val="1"/>
   </w:num>
   <w:num w:numId="59" w16cid:durableId="485173953">
-    <w:abstractNumId w:val="61"/>
+    <w:abstractNumId w:val="62"/>
   </w:num>
   <w:num w:numId="60" w16cid:durableId="1009137420">
     <w:abstractNumId w:val="12"/>
   </w:num>
   <w:num w:numId="61" w16cid:durableId="799300009">
-    <w:abstractNumId w:val="55"/>
+    <w:abstractNumId w:val="56"/>
   </w:num>
   <w:num w:numId="62" w16cid:durableId="1879510516">
-    <w:abstractNumId w:val="46"/>
+    <w:abstractNumId w:val="47"/>
   </w:num>
   <w:num w:numId="63" w16cid:durableId="1340155746">
     <w:abstractNumId w:val="20"/>
   </w:num>
   <w:num w:numId="64" w16cid:durableId="1048264824">
-    <w:abstractNumId w:val="40"/>
+    <w:abstractNumId w:val="41"/>
+  </w:num>
+  <w:num w:numId="65" w16cid:durableId="955671360">
+    <w:abstractNumId w:val="35"/>
   </w:num>
   <w:numIdMacAtCleanup w:val="55"/>
 </w:numbering>
@@ -8142,7 +8393,6 @@
   <w:style w:type="character" w:default="1" w:styleId="ab">
     <w:name w:val="Default Paragraph Font"/>
     <w:uiPriority w:val="1"/>
-    <w:semiHidden/>
     <w:unhideWhenUsed/>
   </w:style>
   <w:style w:type="table" w:default="1" w:styleId="ac">
